--- a/data/outputs/v2/Essential_Mathematics/SS3.2_Probability_I/Essential_Mathematics_Probability_I_FinalExplanation_TeacherKey.docx
+++ b/data/outputs/v2/Essential_Mathematics/SS3.2_Probability_I/Essential_Mathematics_Probability_I_FinalExplanation_TeacherKey.docx
@@ -1099,7 +1099,7 @@
                 <w:sz w:val="18"/>
                 <w:szCs w:val="18"/>
               </w:rPr>
-              <w:t xml:space="preserve">(b) Gor Mahia has just won five matches in a row. A fan says the probability of winning the sixth match must now be different from 1/3. Use the idea of independent events to respond.</w:t>
+              <w:t xml:space="preserve">(b) Gor Mahia has just won seven matches in a row. A fan says the probability of winning the eighth match must now be different from 1/3. Use the idea of independent events to respond.</w:t>
             </w:r>
           </w:p>
           <w:p>
@@ -1169,7 +1169,7 @@
                 <w:sz w:val="18"/>
                 <w:szCs w:val="18"/>
               </w:rPr>
-              <w:t xml:space="preserve">(b) The fan is wrong. Each match is an independent event, just like each coin toss, so the five-match streak carries no information about match six. The probability of winning the sixth match is still the same fixed 1/3. The streak does not raise it or lower it.</w:t>
+              <w:t xml:space="preserve">(b) The fan is wrong. Each match is an independent event, just like each coin toss, so the seven-match streak carries no information about match eight. The probability of winning the eighth match is still the same fixed 1/3. The streak does not raise it or lower it.</w:t>
             </w:r>
           </w:p>
           <w:p>
@@ -2361,7 +2361,7 @@
         </w:rPr>
         <w:t xml:space="preserve">© 2026 SeaVuria and ARES. This work is licensed under a </w:t>
       </w:r>
-      <w:hyperlink w:history="1" r:id="rIdi4oertwpyubjelyjpegny">
+      <w:hyperlink w:history="1" r:id="rId8qyu1imym2gp300zdtswu">
         <w:r>
           <w:rPr>
             <w:rFonts w:ascii="Arial" w:cs="Arial" w:eastAsia="Arial" w:hAnsi="Arial"/>
@@ -2381,7 +2381,7 @@
         </w:rPr>
         <w:t xml:space="preserve"> (</w:t>
       </w:r>
-      <w:hyperlink w:history="1" r:id="rIdogwadoqjr5hmj1zfhobqw">
+      <w:hyperlink w:history="1" r:id="rIdp7jik2fqhdymjuq1hvm4r">
         <w:r>
           <w:rPr>
             <w:rFonts w:ascii="Arial" w:cs="Arial" w:eastAsia="Arial" w:hAnsi="Arial"/>
@@ -2401,7 +2401,7 @@
         </w:rPr>
         <w:t xml:space="preserve">). To view a copy of this license, visit </w:t>
       </w:r>
-      <w:hyperlink w:history="1" r:id="rIdzvbtswkvulglt4ulhbsqu">
+      <w:hyperlink w:history="1" r:id="rIdmnspbbhxwt3d1dxroy8gu">
         <w:r>
           <w:rPr>
             <w:rFonts w:ascii="Arial" w:cs="Arial" w:eastAsia="Arial" w:hAnsi="Arial"/>

--- a/data/outputs/v2/Essential_Mathematics/SS3.2_Probability_I/Essential_Mathematics_Probability_I_FinalExplanation_TeacherKey.docx
+++ b/data/outputs/v2/Essential_Mathematics/SS3.2_Probability_I/Essential_Mathematics_Probability_I_FinalExplanation_TeacherKey.docx
@@ -2361,7 +2361,7 @@
         </w:rPr>
         <w:t xml:space="preserve">© 2026 SeaVuria and ARES. This work is licensed under a </w:t>
       </w:r>
-      <w:hyperlink w:history="1" r:id="rId8qyu1imym2gp300zdtswu">
+      <w:hyperlink w:history="1" r:id="rIdgfr9ed7-8006x9eqefiem">
         <w:r>
           <w:rPr>
             <w:rFonts w:ascii="Arial" w:cs="Arial" w:eastAsia="Arial" w:hAnsi="Arial"/>
@@ -2381,7 +2381,7 @@
         </w:rPr>
         <w:t xml:space="preserve"> (</w:t>
       </w:r>
-      <w:hyperlink w:history="1" r:id="rIdp7jik2fqhdymjuq1hvm4r">
+      <w:hyperlink w:history="1" r:id="rIdjgn9avdjnpsbmsvtguhan">
         <w:r>
           <w:rPr>
             <w:rFonts w:ascii="Arial" w:cs="Arial" w:eastAsia="Arial" w:hAnsi="Arial"/>
@@ -2401,7 +2401,7 @@
         </w:rPr>
         <w:t xml:space="preserve">). To view a copy of this license, visit </w:t>
       </w:r>
-      <w:hyperlink w:history="1" r:id="rIdmnspbbhxwt3d1dxroy8gu">
+      <w:hyperlink w:history="1" r:id="rIdz93omzqtk8uhh9ocnc9oa">
         <w:r>
           <w:rPr>
             <w:rFonts w:ascii="Arial" w:cs="Arial" w:eastAsia="Arial" w:hAnsi="Arial"/>

--- a/data/outputs/v2/Essential_Mathematics/SS3.2_Probability_I/Essential_Mathematics_Probability_I_FinalExplanation_TeacherKey.docx
+++ b/data/outputs/v2/Essential_Mathematics/SS3.2_Probability_I/Essential_Mathematics_Probability_I_FinalExplanation_TeacherKey.docx
@@ -2361,7 +2361,7 @@
         </w:rPr>
         <w:t xml:space="preserve">© 2026 SeaVuria and ARES. This work is licensed under a </w:t>
       </w:r>
-      <w:hyperlink w:history="1" r:id="rIdgfr9ed7-8006x9eqefiem">
+      <w:hyperlink w:history="1" r:id="rIdxsothpnelfepxebvm8veo">
         <w:r>
           <w:rPr>
             <w:rFonts w:ascii="Arial" w:cs="Arial" w:eastAsia="Arial" w:hAnsi="Arial"/>
@@ -2381,7 +2381,7 @@
         </w:rPr>
         <w:t xml:space="preserve"> (</w:t>
       </w:r>
-      <w:hyperlink w:history="1" r:id="rIdjgn9avdjnpsbmsvtguhan">
+      <w:hyperlink w:history="1" r:id="rIdhn5cpdnsl6jyacaq454gq">
         <w:r>
           <w:rPr>
             <w:rFonts w:ascii="Arial" w:cs="Arial" w:eastAsia="Arial" w:hAnsi="Arial"/>
@@ -2401,7 +2401,7 @@
         </w:rPr>
         <w:t xml:space="preserve">). To view a copy of this license, visit </w:t>
       </w:r>
-      <w:hyperlink w:history="1" r:id="rIdz93omzqtk8uhh9ocnc9oa">
+      <w:hyperlink w:history="1" r:id="rIdsi_zx4j3xb7hiwl6yvtvk">
         <w:r>
           <w:rPr>
             <w:rFonts w:ascii="Arial" w:cs="Arial" w:eastAsia="Arial" w:hAnsi="Arial"/>

--- a/data/outputs/v2/Essential_Mathematics/SS3.2_Probability_I/Essential_Mathematics_Probability_I_FinalExplanation_TeacherKey.docx
+++ b/data/outputs/v2/Essential_Mathematics/SS3.2_Probability_I/Essential_Mathematics_Probability_I_FinalExplanation_TeacherKey.docx
@@ -2361,7 +2361,7 @@
         </w:rPr>
         <w:t xml:space="preserve">© 2026 SeaVuria and ARES. This work is licensed under a </w:t>
       </w:r>
-      <w:hyperlink w:history="1" r:id="rIdxsothpnelfepxebvm8veo">
+      <w:hyperlink w:history="1" r:id="rIdg0alv3yij1wj_kuuahioq">
         <w:r>
           <w:rPr>
             <w:rFonts w:ascii="Arial" w:cs="Arial" w:eastAsia="Arial" w:hAnsi="Arial"/>
@@ -2381,7 +2381,7 @@
         </w:rPr>
         <w:t xml:space="preserve"> (</w:t>
       </w:r>
-      <w:hyperlink w:history="1" r:id="rIdhn5cpdnsl6jyacaq454gq">
+      <w:hyperlink w:history="1" r:id="rIdzmgg7bac15mjwwvl93mrl">
         <w:r>
           <w:rPr>
             <w:rFonts w:ascii="Arial" w:cs="Arial" w:eastAsia="Arial" w:hAnsi="Arial"/>
@@ -2401,7 +2401,7 @@
         </w:rPr>
         <w:t xml:space="preserve">). To view a copy of this license, visit </w:t>
       </w:r>
-      <w:hyperlink w:history="1" r:id="rIdsi_zx4j3xb7hiwl6yvtvk">
+      <w:hyperlink w:history="1" r:id="rId2bq4_29n1qss9j6zvtcb6">
         <w:r>
           <w:rPr>
             <w:rFonts w:ascii="Arial" w:cs="Arial" w:eastAsia="Arial" w:hAnsi="Arial"/>

--- a/data/outputs/v2/Essential_Mathematics/SS3.2_Probability_I/Essential_Mathematics_Probability_I_FinalExplanation_TeacherKey.docx
+++ b/data/outputs/v2/Essential_Mathematics/SS3.2_Probability_I/Essential_Mathematics_Probability_I_FinalExplanation_TeacherKey.docx
@@ -4,6 +4,7 @@
   <w:body>
     <w:p>
       <w:pPr>
+        <w:keepNext w:val="false"/>
         <w:spacing w:after="30" w:before="0"/>
         <w:jc w:val="center"/>
       </w:pPr>
@@ -23,6 +24,7 @@
     </w:p>
     <w:p>
       <w:pPr>
+        <w:keepNext w:val="false"/>
         <w:spacing w:after="60" w:before="0"/>
         <w:jc w:val="center"/>
       </w:pPr>
@@ -81,6 +83,7 @@
           </w:tcPr>
           <w:p>
             <w:pPr>
+              <w:keepNext w:val="false"/>
               <w:spacing w:after="40" w:before="0"/>
               <w:jc w:val="center"/>
             </w:pPr>
@@ -116,6 +119,7 @@
           </w:tcPr>
           <w:p>
             <w:pPr>
+              <w:keepNext w:val="false"/>
               <w:spacing w:after="40" w:before="0"/>
               <w:jc w:val="center"/>
             </w:pPr>
@@ -176,6 +180,7 @@
           </w:tcPr>
           <w:p>
             <w:pPr>
+              <w:keepNext w:val="false"/>
               <w:spacing w:after="40" w:before="0"/>
               <w:jc w:val="center"/>
             </w:pPr>
@@ -210,6 +215,7 @@
           </w:tcPr>
           <w:p>
             <w:pPr>
+              <w:keepNext w:val="false"/>
               <w:spacing w:after="40" w:before="0"/>
               <w:jc w:val="left"/>
             </w:pPr>
@@ -271,6 +277,7 @@
           </w:tcPr>
           <w:p>
             <w:pPr>
+              <w:keepNext/>
               <w:spacing w:after="40" w:before="0"/>
               <w:jc w:val="center"/>
             </w:pPr>
@@ -305,6 +312,7 @@
           </w:tcPr>
           <w:p>
             <w:pPr>
+              <w:keepNext w:val="false"/>
               <w:spacing w:after="40" w:before="0"/>
               <w:jc w:val="left"/>
             </w:pPr>
@@ -324,6 +332,7 @@
           </w:p>
           <w:p>
             <w:pPr>
+              <w:keepNext w:val="false"/>
               <w:spacing w:after="40" w:before="0"/>
               <w:jc w:val="left"/>
             </w:pPr>
@@ -343,6 +352,7 @@
           </w:p>
           <w:p>
             <w:pPr>
+              <w:keepNext w:val="false"/>
               <w:spacing w:after="40" w:before="0"/>
               <w:jc w:val="left"/>
             </w:pPr>
@@ -362,6 +372,7 @@
           </w:p>
           <w:p>
             <w:pPr>
+              <w:keepNext w:val="false"/>
               <w:spacing w:after="40" w:before="0"/>
               <w:jc w:val="left"/>
             </w:pPr>
@@ -381,6 +392,7 @@
           </w:p>
           <w:p>
             <w:pPr>
+              <w:keepNext w:val="false"/>
               <w:spacing w:after="40" w:before="0"/>
               <w:jc w:val="left"/>
             </w:pPr>
@@ -413,6 +425,7 @@
           </w:tcPr>
           <w:p>
             <w:pPr>
+              <w:keepNext w:val="false"/>
               <w:spacing w:after="40" w:before="0"/>
               <w:jc w:val="left"/>
             </w:pPr>
@@ -432,6 +445,7 @@
           </w:p>
           <w:p>
             <w:pPr>
+              <w:keepNext w:val="false"/>
               <w:spacing w:after="40" w:before="0"/>
               <w:jc w:val="left"/>
             </w:pPr>
@@ -451,6 +465,7 @@
           </w:p>
           <w:p>
             <w:pPr>
+              <w:keepNext w:val="false"/>
               <w:spacing w:after="40" w:before="0"/>
               <w:jc w:val="left"/>
             </w:pPr>
@@ -470,6 +485,7 @@
           </w:p>
           <w:p>
             <w:pPr>
+              <w:keepNext w:val="false"/>
               <w:spacing w:after="40" w:before="0"/>
               <w:jc w:val="left"/>
             </w:pPr>
@@ -531,6 +547,7 @@
           </w:tcPr>
           <w:p>
             <w:pPr>
+              <w:keepNext/>
               <w:spacing w:after="40" w:before="0"/>
               <w:jc w:val="center"/>
             </w:pPr>
@@ -565,6 +582,7 @@
           </w:tcPr>
           <w:p>
             <w:pPr>
+              <w:keepNext w:val="false"/>
               <w:spacing w:after="40" w:before="0"/>
               <w:jc w:val="left"/>
             </w:pPr>
@@ -584,6 +602,7 @@
           </w:p>
           <w:p>
             <w:pPr>
+              <w:keepNext w:val="false"/>
               <w:spacing w:after="40" w:before="0"/>
               <w:jc w:val="left"/>
             </w:pPr>
@@ -603,6 +622,7 @@
           </w:p>
           <w:p>
             <w:pPr>
+              <w:keepNext w:val="false"/>
               <w:spacing w:after="40" w:before="0"/>
               <w:jc w:val="left"/>
             </w:pPr>
@@ -622,6 +642,7 @@
           </w:p>
           <w:p>
             <w:pPr>
+              <w:keepNext w:val="false"/>
               <w:spacing w:after="40" w:before="0"/>
               <w:jc w:val="left"/>
             </w:pPr>
@@ -641,6 +662,7 @@
           </w:p>
           <w:p>
             <w:pPr>
+              <w:keepNext w:val="false"/>
               <w:spacing w:after="40" w:before="0"/>
               <w:jc w:val="left"/>
             </w:pPr>
@@ -673,6 +695,7 @@
           </w:tcPr>
           <w:p>
             <w:pPr>
+              <w:keepNext w:val="false"/>
               <w:spacing w:after="40" w:before="0"/>
               <w:jc w:val="left"/>
             </w:pPr>
@@ -692,6 +715,7 @@
           </w:p>
           <w:p>
             <w:pPr>
+              <w:keepNext w:val="false"/>
               <w:spacing w:after="40" w:before="0"/>
               <w:jc w:val="left"/>
             </w:pPr>
@@ -711,6 +735,7 @@
           </w:p>
           <w:p>
             <w:pPr>
+              <w:keepNext w:val="false"/>
               <w:spacing w:after="40" w:before="0"/>
               <w:jc w:val="left"/>
             </w:pPr>
@@ -730,6 +755,7 @@
           </w:p>
           <w:p>
             <w:pPr>
+              <w:keepNext w:val="false"/>
               <w:spacing w:after="40" w:before="0"/>
               <w:jc w:val="left"/>
             </w:pPr>
@@ -791,6 +817,7 @@
           </w:tcPr>
           <w:p>
             <w:pPr>
+              <w:keepNext/>
               <w:spacing w:after="40" w:before="0"/>
               <w:jc w:val="center"/>
             </w:pPr>
@@ -825,6 +852,7 @@
           </w:tcPr>
           <w:p>
             <w:pPr>
+              <w:keepNext w:val="false"/>
               <w:spacing w:after="40" w:before="0"/>
               <w:jc w:val="left"/>
             </w:pPr>
@@ -844,6 +872,7 @@
           </w:p>
           <w:p>
             <w:pPr>
+              <w:keepNext w:val="false"/>
               <w:spacing w:after="40" w:before="0"/>
               <w:jc w:val="left"/>
             </w:pPr>
@@ -863,6 +892,7 @@
           </w:p>
           <w:p>
             <w:pPr>
+              <w:keepNext w:val="false"/>
               <w:spacing w:after="40" w:before="0"/>
               <w:jc w:val="left"/>
             </w:pPr>
@@ -882,6 +912,7 @@
           </w:p>
           <w:p>
             <w:pPr>
+              <w:keepNext w:val="false"/>
               <w:spacing w:after="40" w:before="0"/>
               <w:jc w:val="left"/>
             </w:pPr>
@@ -914,6 +945,7 @@
           </w:tcPr>
           <w:p>
             <w:pPr>
+              <w:keepNext w:val="false"/>
               <w:spacing w:after="40" w:before="0"/>
               <w:jc w:val="left"/>
             </w:pPr>
@@ -933,6 +965,7 @@
           </w:p>
           <w:p>
             <w:pPr>
+              <w:keepNext w:val="false"/>
               <w:spacing w:after="40" w:before="0"/>
               <w:jc w:val="left"/>
             </w:pPr>
@@ -952,6 +985,7 @@
           </w:p>
           <w:p>
             <w:pPr>
+              <w:keepNext w:val="false"/>
               <w:spacing w:after="40" w:before="0"/>
               <w:jc w:val="left"/>
             </w:pPr>
@@ -971,6 +1005,7 @@
           </w:p>
           <w:p>
             <w:pPr>
+              <w:keepNext w:val="false"/>
               <w:spacing w:after="40" w:before="0"/>
               <w:jc w:val="left"/>
             </w:pPr>
@@ -1032,6 +1067,7 @@
           </w:tcPr>
           <w:p>
             <w:pPr>
+              <w:keepNext/>
               <w:spacing w:after="40" w:before="0"/>
               <w:jc w:val="center"/>
             </w:pPr>
@@ -1066,6 +1102,7 @@
           </w:tcPr>
           <w:p>
             <w:pPr>
+              <w:keepNext w:val="false"/>
               <w:spacing w:after="40" w:before="0"/>
               <w:jc w:val="left"/>
             </w:pPr>
@@ -1085,6 +1122,7 @@
           </w:p>
           <w:p>
             <w:pPr>
+              <w:keepNext w:val="false"/>
               <w:spacing w:after="40" w:before="0"/>
               <w:jc w:val="left"/>
             </w:pPr>
@@ -1104,6 +1142,7 @@
           </w:p>
           <w:p>
             <w:pPr>
+              <w:keepNext w:val="false"/>
               <w:spacing w:after="40" w:before="0"/>
               <w:jc w:val="left"/>
             </w:pPr>
@@ -1136,6 +1175,7 @@
           </w:tcPr>
           <w:p>
             <w:pPr>
+              <w:keepNext w:val="false"/>
               <w:spacing w:after="40" w:before="0"/>
               <w:jc w:val="left"/>
             </w:pPr>
@@ -1155,6 +1195,7 @@
           </w:p>
           <w:p>
             <w:pPr>
+              <w:keepNext w:val="false"/>
               <w:spacing w:after="40" w:before="0"/>
               <w:jc w:val="left"/>
             </w:pPr>
@@ -1174,6 +1215,7 @@
           </w:p>
           <w:p>
             <w:pPr>
+              <w:keepNext w:val="false"/>
               <w:spacing w:after="40" w:before="0"/>
               <w:jc w:val="left"/>
             </w:pPr>
@@ -1235,6 +1277,7 @@
           </w:tcPr>
           <w:p>
             <w:pPr>
+              <w:keepNext/>
               <w:spacing w:after="40" w:before="0"/>
               <w:jc w:val="center"/>
             </w:pPr>
@@ -1269,6 +1312,7 @@
           </w:tcPr>
           <w:p>
             <w:pPr>
+              <w:keepNext w:val="false"/>
               <w:spacing w:after="40" w:before="0"/>
               <w:jc w:val="left"/>
             </w:pPr>
@@ -1288,6 +1332,7 @@
           </w:p>
           <w:p>
             <w:pPr>
+              <w:keepNext w:val="false"/>
               <w:spacing w:after="40" w:before="0"/>
               <w:jc w:val="left"/>
             </w:pPr>
@@ -1380,6 +1425,7 @@
           </w:tcPr>
           <w:p>
             <w:pPr>
+              <w:keepNext w:val="false"/>
               <w:spacing w:after="40" w:before="0"/>
               <w:jc w:val="left"/>
             </w:pPr>
@@ -1443,6 +1489,7 @@
           </w:tcPr>
           <w:p>
             <w:pPr>
+              <w:keepNext w:val="false"/>
               <w:spacing w:after="40" w:before="0"/>
               <w:jc w:val="center"/>
             </w:pPr>
@@ -1477,6 +1524,7 @@
           </w:tcPr>
           <w:p>
             <w:pPr>
+              <w:keepNext w:val="false"/>
               <w:spacing w:after="40" w:before="0"/>
               <w:jc w:val="left"/>
             </w:pPr>
@@ -1509,6 +1557,7 @@
           </w:tcPr>
           <w:p>
             <w:pPr>
+              <w:keepNext w:val="false"/>
               <w:spacing w:after="40" w:before="0"/>
               <w:jc w:val="left"/>
             </w:pPr>
@@ -1541,6 +1590,7 @@
           </w:tcPr>
           <w:p>
             <w:pPr>
+              <w:keepNext w:val="false"/>
               <w:spacing w:after="40" w:before="0"/>
               <w:jc w:val="left"/>
             </w:pPr>
@@ -1573,6 +1623,7 @@
           </w:tcPr>
           <w:p>
             <w:pPr>
+              <w:keepNext w:val="false"/>
               <w:spacing w:after="40" w:before="0"/>
               <w:jc w:val="left"/>
             </w:pPr>
@@ -1607,6 +1658,7 @@
           </w:tcPr>
           <w:p>
             <w:pPr>
+              <w:keepNext w:val="false"/>
               <w:spacing w:after="40" w:before="0"/>
               <w:jc w:val="left"/>
             </w:pPr>
@@ -1639,6 +1691,7 @@
           </w:tcPr>
           <w:p>
             <w:pPr>
+              <w:keepNext w:val="false"/>
               <w:spacing w:after="40" w:before="0"/>
               <w:jc w:val="left"/>
             </w:pPr>
@@ -1671,6 +1724,7 @@
           </w:tcPr>
           <w:p>
             <w:pPr>
+              <w:keepNext w:val="false"/>
               <w:spacing w:after="40" w:before="0"/>
               <w:jc w:val="left"/>
             </w:pPr>
@@ -1703,6 +1757,7 @@
           </w:tcPr>
           <w:p>
             <w:pPr>
+              <w:keepNext w:val="false"/>
               <w:spacing w:after="40" w:before="0"/>
               <w:jc w:val="left"/>
             </w:pPr>
@@ -1737,6 +1792,7 @@
           </w:tcPr>
           <w:p>
             <w:pPr>
+              <w:keepNext w:val="false"/>
               <w:spacing w:after="40" w:before="0"/>
               <w:jc w:val="left"/>
             </w:pPr>
@@ -1769,6 +1825,7 @@
           </w:tcPr>
           <w:p>
             <w:pPr>
+              <w:keepNext w:val="false"/>
               <w:spacing w:after="40" w:before="0"/>
               <w:jc w:val="left"/>
             </w:pPr>
@@ -1801,6 +1858,7 @@
           </w:tcPr>
           <w:p>
             <w:pPr>
+              <w:keepNext w:val="false"/>
               <w:spacing w:after="40" w:before="0"/>
               <w:jc w:val="left"/>
             </w:pPr>
@@ -1833,6 +1891,7 @@
           </w:tcPr>
           <w:p>
             <w:pPr>
+              <w:keepNext w:val="false"/>
               <w:spacing w:after="40" w:before="0"/>
               <w:jc w:val="left"/>
             </w:pPr>
@@ -1867,6 +1926,7 @@
           </w:tcPr>
           <w:p>
             <w:pPr>
+              <w:keepNext w:val="false"/>
               <w:spacing w:after="40" w:before="0"/>
               <w:jc w:val="left"/>
             </w:pPr>
@@ -1899,6 +1959,7 @@
           </w:tcPr>
           <w:p>
             <w:pPr>
+              <w:keepNext w:val="false"/>
               <w:spacing w:after="40" w:before="0"/>
               <w:jc w:val="left"/>
             </w:pPr>
@@ -1931,6 +1992,7 @@
           </w:tcPr>
           <w:p>
             <w:pPr>
+              <w:keepNext w:val="false"/>
               <w:spacing w:after="40" w:before="0"/>
               <w:jc w:val="left"/>
             </w:pPr>
@@ -1963,6 +2025,7 @@
           </w:tcPr>
           <w:p>
             <w:pPr>
+              <w:keepNext w:val="false"/>
               <w:spacing w:after="40" w:before="0"/>
               <w:jc w:val="left"/>
             </w:pPr>
@@ -1997,6 +2060,7 @@
           </w:tcPr>
           <w:p>
             <w:pPr>
+              <w:keepNext w:val="false"/>
               <w:spacing w:after="40" w:before="0"/>
               <w:jc w:val="left"/>
             </w:pPr>
@@ -2029,6 +2093,7 @@
           </w:tcPr>
           <w:p>
             <w:pPr>
+              <w:keepNext w:val="false"/>
               <w:spacing w:after="40" w:before="0"/>
               <w:jc w:val="left"/>
             </w:pPr>
@@ -2061,6 +2126,7 @@
           </w:tcPr>
           <w:p>
             <w:pPr>
+              <w:keepNext w:val="false"/>
               <w:spacing w:after="40" w:before="0"/>
               <w:jc w:val="left"/>
             </w:pPr>
@@ -2093,6 +2159,7 @@
           </w:tcPr>
           <w:p>
             <w:pPr>
+              <w:keepNext w:val="false"/>
               <w:spacing w:after="40" w:before="0"/>
               <w:jc w:val="left"/>
             </w:pPr>
@@ -2127,6 +2194,7 @@
           </w:tcPr>
           <w:p>
             <w:pPr>
+              <w:keepNext w:val="false"/>
               <w:spacing w:after="40" w:before="0"/>
               <w:jc w:val="left"/>
             </w:pPr>
@@ -2159,6 +2227,7 @@
           </w:tcPr>
           <w:p>
             <w:pPr>
+              <w:keepNext w:val="false"/>
               <w:spacing w:after="40" w:before="0"/>
               <w:jc w:val="left"/>
             </w:pPr>
@@ -2191,6 +2260,7 @@
           </w:tcPr>
           <w:p>
             <w:pPr>
+              <w:keepNext w:val="false"/>
               <w:spacing w:after="40" w:before="0"/>
               <w:jc w:val="left"/>
             </w:pPr>
@@ -2223,6 +2293,7 @@
           </w:tcPr>
           <w:p>
             <w:pPr>
+              <w:keepNext w:val="false"/>
               <w:spacing w:after="40" w:before="0"/>
               <w:jc w:val="left"/>
             </w:pPr>
@@ -2361,7 +2432,7 @@
         </w:rPr>
         <w:t xml:space="preserve">© 2026 SeaVuria and ARES. This work is licensed under a </w:t>
       </w:r>
-      <w:hyperlink w:history="1" r:id="rIdg0alv3yij1wj_kuuahioq">
+      <w:hyperlink w:history="1" r:id="rId9nvgemtdrw6hazyy4zpwx">
         <w:r>
           <w:rPr>
             <w:rFonts w:ascii="Arial" w:cs="Arial" w:eastAsia="Arial" w:hAnsi="Arial"/>
@@ -2381,7 +2452,7 @@
         </w:rPr>
         <w:t xml:space="preserve"> (</w:t>
       </w:r>
-      <w:hyperlink w:history="1" r:id="rIdzmgg7bac15mjwwvl93mrl">
+      <w:hyperlink w:history="1" r:id="rIdkdfzxsjzr6s1ws0go15ad">
         <w:r>
           <w:rPr>
             <w:rFonts w:ascii="Arial" w:cs="Arial" w:eastAsia="Arial" w:hAnsi="Arial"/>
@@ -2401,7 +2472,7 @@
         </w:rPr>
         <w:t xml:space="preserve">). To view a copy of this license, visit </w:t>
       </w:r>
-      <w:hyperlink w:history="1" r:id="rId2bq4_29n1qss9j6zvtcb6">
+      <w:hyperlink w:history="1" r:id="rId9s0s6x7opeuxpfad8f1ql">
         <w:r>
           <w:rPr>
             <w:rFonts w:ascii="Arial" w:cs="Arial" w:eastAsia="Arial" w:hAnsi="Arial"/>

--- a/data/outputs/v2/Essential_Mathematics/SS3.2_Probability_I/Essential_Mathematics_Probability_I_FinalExplanation_TeacherKey.docx
+++ b/data/outputs/v2/Essential_Mathematics/SS3.2_Probability_I/Essential_Mathematics_Probability_I_FinalExplanation_TeacherKey.docx
@@ -2432,7 +2432,7 @@
         </w:rPr>
         <w:t xml:space="preserve">© 2026 SeaVuria and ARES. This work is licensed under a </w:t>
       </w:r>
-      <w:hyperlink w:history="1" r:id="rId9nvgemtdrw6hazyy4zpwx">
+      <w:hyperlink w:history="1" r:id="rIduhfwgtpfedhsdrhzhvug8">
         <w:r>
           <w:rPr>
             <w:rFonts w:ascii="Arial" w:cs="Arial" w:eastAsia="Arial" w:hAnsi="Arial"/>
@@ -2452,7 +2452,7 @@
         </w:rPr>
         <w:t xml:space="preserve"> (</w:t>
       </w:r>
-      <w:hyperlink w:history="1" r:id="rIdkdfzxsjzr6s1ws0go15ad">
+      <w:hyperlink w:history="1" r:id="rIdksnubv4-arnmv6uyvuzyd">
         <w:r>
           <w:rPr>
             <w:rFonts w:ascii="Arial" w:cs="Arial" w:eastAsia="Arial" w:hAnsi="Arial"/>
@@ -2472,7 +2472,7 @@
         </w:rPr>
         <w:t xml:space="preserve">). To view a copy of this license, visit </w:t>
       </w:r>
-      <w:hyperlink w:history="1" r:id="rId9s0s6x7opeuxpfad8f1ql">
+      <w:hyperlink w:history="1" r:id="rIdbfy1friwtiigmo-pzgevu">
         <w:r>
           <w:rPr>
             <w:rFonts w:ascii="Arial" w:cs="Arial" w:eastAsia="Arial" w:hAnsi="Arial"/>
